--- a/docs/05-研制总结.docx
+++ b/docs/05-研制总结.docx
@@ -12,11 +12,11 @@
           <w:rFonts w:ascii="Microsoft YaHei" w:cs="Microsoft YaHei" w:eastAsia="Microsoft YaHei" w:hAnsi="Microsoft YaHei"/>
           <w:b/>
           <w:bCs/>
-          <w:color w:val="1F4E79"/>
+          <w:color w:val="000000"/>
           <w:sz w:val="56"/>
           <w:szCs w:val="56"/>
         </w:rPr>
-        <w:t xml:space="preserve">研制总结报告</w:t>
+        <w:t>黄山派 T1 按键切换 RGB 研制总结</w:t>
       </w:r>
     </w:p>
     <w:p>
@@ -27,11 +27,11 @@
       <w:r>
         <w:rPr>
           <w:rFonts w:ascii="Microsoft YaHei" w:cs="Microsoft YaHei" w:eastAsia="Microsoft YaHei" w:hAnsi="Microsoft YaHei"/>
-          <w:color w:val="595959"/>
+          <w:color w:val="000000"/>
           <w:sz w:val="26"/>
           <w:szCs w:val="26"/>
         </w:rPr>
-        <w:t xml:space="preserve">黄山派嵌入式产品开发课程 · 项目研制总结</w:t>
+        <w:t>殷白玉 2024211469 入门训练</w:t>
       </w:r>
     </w:p>
     <w:tbl>
@@ -101,11 +101,11 @@
             <w:r>
               <w:rPr>
                 <w:rFonts w:ascii="Microsoft YaHei" w:cs="Microsoft YaHei" w:eastAsia="Microsoft YaHei" w:hAnsi="Microsoft YaHei"/>
-                <w:color w:val="BF8F00"/>
-                <w:sz w:val="19"/>
-                <w:szCs w:val="19"/>
-              </w:rPr>
-              <w:t xml:space="preserve">&lt;项目名称&gt;</w:t>
+                <w:color w:val="000000"/>
+                <w:sz w:val="19"/>
+                <w:szCs w:val="19"/>
+              </w:rPr>
+              <w:t>黄山派T1按键切换RGB</w:t>
             </w:r>
           </w:p>
         </w:tc>
@@ -161,11 +161,11 @@
             <w:r>
               <w:rPr>
                 <w:rFonts w:ascii="Microsoft YaHei" w:cs="Microsoft YaHei" w:eastAsia="Microsoft YaHei" w:hAnsi="Microsoft YaHei"/>
-                <w:color w:val="BF8F00"/>
-                <w:sz w:val="19"/>
-                <w:szCs w:val="19"/>
-              </w:rPr>
-              <w:t xml:space="preserve">&lt;组别&gt; / &lt;成员姓名与学号&gt;</w:t>
+                <w:color w:val="000000"/>
+                <w:sz w:val="19"/>
+                <w:szCs w:val="19"/>
+              </w:rPr>
+              <w:t>组号未分配；记录人殷白玉（2024211469）。组长蔡融汉；成员殷白玉、郑瑞杭、吴周锦、赵志浩，分工未定。</w:t>
             </w:r>
           </w:p>
         </w:tc>
@@ -221,11 +221,11 @@
             <w:r>
               <w:rPr>
                 <w:rFonts w:ascii="Microsoft YaHei" w:cs="Microsoft YaHei" w:eastAsia="Microsoft YaHei" w:hAnsi="Microsoft YaHei"/>
-                <w:color w:val="BF8F00"/>
-                <w:sz w:val="19"/>
-                <w:szCs w:val="19"/>
-              </w:rPr>
-              <w:t xml:space="preserve">&lt;教师姓名&gt;</w:t>
+                <w:color w:val="000000"/>
+                <w:sz w:val="19"/>
+                <w:szCs w:val="19"/>
+              </w:rPr>
+              <w:t>未提供</w:t>
             </w:r>
           </w:p>
         </w:tc>
@@ -281,11 +281,11 @@
             <w:r>
               <w:rPr>
                 <w:rFonts w:ascii="Microsoft YaHei" w:cs="Microsoft YaHei" w:eastAsia="Microsoft YaHei" w:hAnsi="Microsoft YaHei"/>
-                <w:color w:val="BF8F00"/>
-                <w:sz w:val="19"/>
-                <w:szCs w:val="19"/>
-              </w:rPr>
-              <w:t xml:space="preserve">&lt;YYYY-MM-DD&gt; 至 &lt;YYYY-MM-DD&gt;</w:t>
+                <w:color w:val="000000"/>
+                <w:sz w:val="19"/>
+                <w:szCs w:val="19"/>
+              </w:rPr>
+              <w:t>2026-10-10（本次T0/T1训练；上次课另有约4小时投入）</w:t>
             </w:r>
           </w:p>
         </w:tc>
@@ -341,11 +341,11 @@
             <w:r>
               <w:rPr>
                 <w:rFonts w:ascii="Microsoft YaHei" w:cs="Microsoft YaHei" w:eastAsia="Microsoft YaHei" w:hAnsi="Microsoft YaHei"/>
-                <w:color w:val="BF8F00"/>
-                <w:sz w:val="19"/>
-                <w:szCs w:val="19"/>
-              </w:rPr>
-              <w:t xml:space="preserve">&lt;仓库地址与最终提交/标签，如 M5-总结与答辩 / &lt;hash&gt;&gt;</w:t>
+                <w:color w:val="000000"/>
+                <w:sz w:val="19"/>
+                <w:szCs w:val="19"/>
+              </w:rPr>
+              <w:t>D:/sifli/projects/course_starter；功能提交7371872；完成检查后以T1-done标签交付</w:t>
             </w:r>
           </w:p>
         </w:tc>
@@ -403,8 +403,9 @@
                 <w:rFonts w:ascii="Microsoft YaHei" w:cs="Microsoft YaHei" w:eastAsia="Microsoft YaHei" w:hAnsi="Microsoft YaHei"/>
                 <w:sz w:val="19"/>
                 <w:szCs w:val="19"/>
-              </w:rPr>
-              <w:t xml:space="preserve">DOC-05 / v0.1（草稿）</w:t>
+                <w:color w:val="000000"/>
+              </w:rPr>
+              <w:t>DOC-05 / v0.2（T1训练）</w:t>
             </w:r>
           </w:p>
         </w:tc>
@@ -460,11 +461,11 @@
             <w:r>
               <w:rPr>
                 <w:rFonts w:ascii="Microsoft YaHei" w:cs="Microsoft YaHei" w:eastAsia="Microsoft YaHei" w:hAnsi="Microsoft YaHei"/>
-                <w:color w:val="BF8F00"/>
-                <w:sz w:val="19"/>
-                <w:szCs w:val="19"/>
-              </w:rPr>
-              <w:t xml:space="preserve">&lt;YYYY-MM-DD&gt;</w:t>
+                <w:color w:val="000000"/>
+                <w:sz w:val="19"/>
+                <w:szCs w:val="19"/>
+              </w:rPr>
+              <w:t>2026-10-10</w:t>
             </w:r>
           </w:p>
         </w:tc>
@@ -484,11 +485,11 @@
           <w:rFonts w:ascii="Microsoft YaHei" w:cs="Microsoft YaHei" w:eastAsia="Microsoft YaHei" w:hAnsi="Microsoft YaHei"/>
           <w:i/>
           <w:iCs/>
-          <w:color w:val="7F7F7F"/>
+          <w:color w:val="000000"/>
           <w:sz w:val="19"/>
           <w:szCs w:val="19"/>
         </w:rPr>
-        <w:t xml:space="preserve">【填写说明】本文档仅在 M5 阶段填写，但素材应从项目一开始就积累：开发日志（docs/devlog）、测试报告（04）、风险台账（06）、ADR、manifest.yaml。统计数据请用脚本从 git 与日志中取得，不要凭印象估计。AI agent 可以协助起草，但每一条结论都必须由你核对并对其负责。</w:t>
+        <w:t>本报告记录T0环境验证及T1按键切换RGB训练。T1的6个测试用例均通过；本轮未复现重复或漏响应，第一版未消抖的风险仍保留。本次按训练说明填写指定章节，其余章节保留课程模板供后续产品项目使用。</w:t>
       </w:r>
     </w:p>
     <w:p>
@@ -719,8 +720,9 @@
                 <w:rFonts w:ascii="Microsoft YaHei" w:cs="Microsoft YaHei" w:eastAsia="Microsoft YaHei" w:hAnsi="Microsoft YaHei"/>
                 <w:sz w:val="19"/>
                 <w:szCs w:val="19"/>
-              </w:rPr>
-              <w:t xml:space="preserve">v0.1</w:t>
+                <w:color w:val="000000"/>
+              </w:rPr>
+              <w:t>v0.2</w:t>
             </w:r>
           </w:p>
         </w:tc>
@@ -746,8 +748,9 @@
                 <w:rFonts w:ascii="Microsoft YaHei" w:cs="Microsoft YaHei" w:eastAsia="Microsoft YaHei" w:hAnsi="Microsoft YaHei"/>
                 <w:sz w:val="19"/>
                 <w:szCs w:val="19"/>
-              </w:rPr>
-              <w:t xml:space="preserve">&lt;日期&gt;</w:t>
+                <w:color w:val="000000"/>
+              </w:rPr>
+              <w:t>2026-10-10</w:t>
             </w:r>
           </w:p>
         </w:tc>
@@ -773,8 +776,9 @@
                 <w:rFonts w:ascii="Microsoft YaHei" w:cs="Microsoft YaHei" w:eastAsia="Microsoft YaHei" w:hAnsi="Microsoft YaHei"/>
                 <w:sz w:val="19"/>
                 <w:szCs w:val="19"/>
-              </w:rPr>
-              <w:t xml:space="preserve">&lt;姓名&gt;</w:t>
+                <w:color w:val="000000"/>
+              </w:rPr>
+              <w:t>殷白玉</w:t>
             </w:r>
           </w:p>
         </w:tc>
@@ -800,8 +804,9 @@
                 <w:rFonts w:ascii="Microsoft YaHei" w:cs="Microsoft YaHei" w:eastAsia="Microsoft YaHei" w:hAnsi="Microsoft YaHei"/>
                 <w:sz w:val="19"/>
                 <w:szCs w:val="19"/>
-              </w:rPr>
-              <w:t xml:space="preserve">创建</w:t>
+                <w:color w:val="000000"/>
+              </w:rPr>
+              <w:t>填写T1指定章节，保留其余模板</w:t>
             </w:r>
           </w:p>
         </w:tc>
@@ -827,8 +832,9 @@
                 <w:rFonts w:ascii="Microsoft YaHei" w:cs="Microsoft YaHei" w:eastAsia="Microsoft YaHei" w:hAnsi="Microsoft YaHei"/>
                 <w:sz w:val="19"/>
                 <w:szCs w:val="19"/>
-              </w:rPr>
-              <w:t xml:space="preserve">否</w:t>
+                <w:color w:val="000000"/>
+              </w:rPr>
+              <w:t>Codex协助填表、核对与排版；个人文字经本人修改确认</w:t>
             </w:r>
           </w:p>
         </w:tc>
@@ -1144,11 +1150,11 @@
           <w:rFonts w:ascii="Microsoft YaHei" w:cs="Microsoft YaHei" w:eastAsia="Microsoft YaHei" w:hAnsi="Microsoft YaHei"/>
           <w:i/>
           <w:iCs/>
-          <w:color w:val="7F7F7F"/>
+          <w:color w:val="000000"/>
           <w:sz w:val="19"/>
           <w:szCs w:val="19"/>
         </w:rPr>
-        <w:t xml:space="preserve">【填写说明】用 3~5 句话回答：为什么做这个产品、给谁用、成功的标准是什么。与 PRD（01）第 2 章保持一致，不要重新发明。</w:t>
+        <w:t/>
       </w:r>
     </w:p>
     <w:p>
@@ -1158,11 +1164,11 @@
       <w:r>
         <w:rPr>
           <w:rFonts w:ascii="Microsoft YaHei" w:cs="Microsoft YaHei" w:eastAsia="Microsoft YaHei" w:hAnsi="Microsoft YaHei"/>
-          <w:color w:val="BF8F00"/>
+          <w:color w:val="000000"/>
           <w:sz w:val="21"/>
           <w:szCs w:val="21"/>
         </w:rPr>
-        <w:t xml:space="preserve">&lt;请填写&gt;</w:t>
+        <w:t>本次训练以黄山派开发板上的按键和RGB灯为对象，练习需求、设计、实现、测试和总结的完整流程。我先完成T0编译、烧录和启动检查，再进行T1。验收重点是颜色按顺序切换、一次按下只切换一次，并保存可核对的串口与实机证据。这是个人入门训练，不是五人小组最终产品。</w:t>
       </w:r>
     </w:p>
     <w:p>
@@ -1185,11 +1191,11 @@
           <w:rFonts w:ascii="Microsoft YaHei" w:cs="Microsoft YaHei" w:eastAsia="Microsoft YaHei" w:hAnsi="Microsoft YaHei"/>
           <w:i/>
           <w:iCs/>
-          <w:color w:val="7F7F7F"/>
+          <w:color w:val="000000"/>
           <w:sz w:val="19"/>
           <w:szCs w:val="19"/>
         </w:rPr>
-        <w:t xml:space="preserve">【填写说明】产品形态、核心功能（按 P0/P1/P2 列要点）、使用的黄山派硬件资源（屏幕、传感器、蓝牙等）。可附一张实物或界面照片。</w:t>
+        <w:t/>
       </w:r>
     </w:p>
     <w:p>
@@ -1199,11 +1205,11 @@
       <w:r>
         <w:rPr>
           <w:rFonts w:ascii="Microsoft YaHei" w:cs="Microsoft YaHei" w:eastAsia="Microsoft YaHei" w:hAnsi="Microsoft YaHei"/>
-          <w:color w:val="BF8F00"/>
+          <w:color w:val="000000"/>
           <w:sz w:val="21"/>
           <w:szCs w:val="21"/>
         </w:rPr>
-        <w:t xml:space="preserve">&lt;请填写&gt;</w:t>
+        <w:t>按下KEY1，板载RGB灯按红、绿、蓝循环切换，串口打印颜色和计数。KEY1使用PA34、高电平有效，每5毫秒轮询一次；初始保持红色，第一版不加消抖，不加入屏幕、联网或长按功能。</w:t>
       </w:r>
     </w:p>
     <w:p>
@@ -3943,11 +3949,11 @@
           <w:rFonts w:ascii="Microsoft YaHei" w:cs="Microsoft YaHei" w:eastAsia="Microsoft YaHei" w:hAnsi="Microsoft YaHei"/>
           <w:i/>
           <w:iCs/>
-          <w:color w:val="7F7F7F"/>
+          <w:color w:val="000000"/>
           <w:sz w:val="19"/>
           <w:szCs w:val="19"/>
         </w:rPr>
-        <w:t xml:space="preserve">【填写说明】逐条对应 PRD 中的 REQ-xxx。验收结果只能写：通过 / 部分通过 / 未通过 / 已变更 / 已废弃；证据列写测试报告用例号或 evidence 路径。</w:t>
+        <w:t/>
       </w:r>
     </w:p>
     <w:tbl>
@@ -4196,8 +4202,9 @@
                 <w:rFonts w:ascii="Microsoft YaHei" w:cs="Microsoft YaHei" w:eastAsia="Microsoft YaHei" w:hAnsi="Microsoft YaHei"/>
                 <w:sz w:val="19"/>
                 <w:szCs w:val="19"/>
-              </w:rPr>
-              <w:t xml:space="preserve">REQ-001</w:t>
+                <w:color w:val="000000"/>
+              </w:rPr>
+              <w:t>REQ-001</w:t>
             </w:r>
           </w:p>
         </w:tc>
@@ -4223,8 +4230,9 @@
                 <w:rFonts w:ascii="Microsoft YaHei" w:cs="Microsoft YaHei" w:eastAsia="Microsoft YaHei" w:hAnsi="Microsoft YaHei"/>
                 <w:sz w:val="19"/>
                 <w:szCs w:val="19"/>
-              </w:rPr>
-              <w:t xml:space="preserve">&lt;…&gt;</w:t>
+                <w:color w:val="000000"/>
+              </w:rPr>
+              <w:t>KEY1切换RGB，红绿蓝循环</w:t>
             </w:r>
           </w:p>
         </w:tc>
@@ -4250,8 +4258,9 @@
                 <w:rFonts w:ascii="Microsoft YaHei" w:cs="Microsoft YaHei" w:eastAsia="Microsoft YaHei" w:hAnsi="Microsoft YaHei"/>
                 <w:sz w:val="19"/>
                 <w:szCs w:val="19"/>
-              </w:rPr>
-              <w:t xml:space="preserve">P0</w:t>
+                <w:color w:val="000000"/>
+              </w:rPr>
+              <w:t>P0</w:t>
             </w:r>
           </w:p>
         </w:tc>
@@ -4277,8 +4286,9 @@
                 <w:rFonts w:ascii="Microsoft YaHei" w:cs="Microsoft YaHei" w:eastAsia="Microsoft YaHei" w:hAnsi="Microsoft YaHei"/>
                 <w:sz w:val="19"/>
                 <w:szCs w:val="19"/>
-              </w:rPr>
-              <w:t xml:space="preserve"/>
+                <w:color w:val="000000"/>
+              </w:rPr>
+              <w:t>通过</w:t>
             </w:r>
           </w:p>
         </w:tc>
@@ -4304,8 +4314,9 @@
                 <w:rFonts w:ascii="Microsoft YaHei" w:cs="Microsoft YaHei" w:eastAsia="Microsoft YaHei" w:hAnsi="Microsoft YaHei"/>
                 <w:sz w:val="19"/>
                 <w:szCs w:val="19"/>
-              </w:rPr>
-              <w:t xml:space="preserve"/>
+                <w:color w:val="000000"/>
+              </w:rPr>
+              <w:t>TC-001、TC-004；evidence/T1/README.md</w:t>
             </w:r>
           </w:p>
         </w:tc>
@@ -4331,8 +4342,9 @@
                 <w:rFonts w:ascii="Microsoft YaHei" w:cs="Microsoft YaHei" w:eastAsia="Microsoft YaHei" w:hAnsi="Microsoft YaHei"/>
                 <w:sz w:val="19"/>
                 <w:szCs w:val="19"/>
-              </w:rPr>
-              <w:t xml:space="preserve"/>
+                <w:color w:val="000000"/>
+              </w:rPr>
+              <w:t>10次与追加轮次顺序正确</w:t>
             </w:r>
           </w:p>
         </w:tc>
@@ -4360,8 +4372,9 @@
                 <w:rFonts w:ascii="Microsoft YaHei" w:cs="Microsoft YaHei" w:eastAsia="Microsoft YaHei" w:hAnsi="Microsoft YaHei"/>
                 <w:sz w:val="19"/>
                 <w:szCs w:val="19"/>
-              </w:rPr>
-              <w:t xml:space="preserve">REQ-002</w:t>
+                <w:color w:val="000000"/>
+              </w:rPr>
+              <w:t>REQ-002</w:t>
             </w:r>
           </w:p>
         </w:tc>
@@ -4387,8 +4400,9 @@
                 <w:rFonts w:ascii="Microsoft YaHei" w:cs="Microsoft YaHei" w:eastAsia="Microsoft YaHei" w:hAnsi="Microsoft YaHei"/>
                 <w:sz w:val="19"/>
                 <w:szCs w:val="19"/>
-              </w:rPr>
-              <w:t xml:space="preserve">&lt;…&gt;</w:t>
+                <w:color w:val="000000"/>
+              </w:rPr>
+              <w:t>一次按下只切换一次</w:t>
             </w:r>
           </w:p>
         </w:tc>
@@ -4414,8 +4428,9 @@
                 <w:rFonts w:ascii="Microsoft YaHei" w:cs="Microsoft YaHei" w:eastAsia="Microsoft YaHei" w:hAnsi="Microsoft YaHei"/>
                 <w:sz w:val="19"/>
                 <w:szCs w:val="19"/>
-              </w:rPr>
-              <w:t xml:space="preserve">P1</w:t>
+                <w:color w:val="000000"/>
+              </w:rPr>
+              <w:t>P0</w:t>
             </w:r>
           </w:p>
         </w:tc>
@@ -4441,8 +4456,9 @@
                 <w:rFonts w:ascii="Microsoft YaHei" w:cs="Microsoft YaHei" w:eastAsia="Microsoft YaHei" w:hAnsi="Microsoft YaHei"/>
                 <w:sz w:val="19"/>
                 <w:szCs w:val="19"/>
-              </w:rPr>
-              <w:t xml:space="preserve"/>
+                <w:color w:val="000000"/>
+              </w:rPr>
+              <w:t>通过</w:t>
             </w:r>
           </w:p>
         </w:tc>
@@ -4468,8 +4484,9 @@
                 <w:rFonts w:ascii="Microsoft YaHei" w:cs="Microsoft YaHei" w:eastAsia="Microsoft YaHei" w:hAnsi="Microsoft YaHei"/>
                 <w:sz w:val="19"/>
                 <w:szCs w:val="19"/>
-              </w:rPr>
-              <w:t xml:space="preserve"/>
+                <w:color w:val="000000"/>
+              </w:rPr>
+              <w:t>TC-002、TC-004；evidence/T1/README.md</w:t>
             </w:r>
           </w:p>
         </w:tc>
@@ -4495,8 +4512,9 @@
                 <w:rFonts w:ascii="Microsoft YaHei" w:cs="Microsoft YaHei" w:eastAsia="Microsoft YaHei" w:hAnsi="Microsoft YaHei"/>
                 <w:sz w:val="19"/>
                 <w:szCs w:val="19"/>
-              </w:rPr>
-              <w:t xml:space="preserve"/>
+                <w:color w:val="000000"/>
+              </w:rPr>
+              <w:t>20次加按住、追加30次未复现重复或遗漏</w:t>
             </w:r>
           </w:p>
         </w:tc>
@@ -4998,6 +5016,12 @@
       <w:pPr>
         <w:spacing w:after="80" w:before="0"/>
       </w:pPr>
+      <w:r>
+        <w:rPr>
+          <w:color w:val="000000"/>
+        </w:rPr>
+        <w:t>两条P0需求均满足本轮验收。具体结果见docs/04-测试报告.md，原始证据见evidence/T1/README.md。有限次测试通过不代表消抖风险已消除。</w:t>
+      </w:r>
     </w:p>
     <w:p>
       <w:pPr>
@@ -6159,11 +6183,11 @@
           <w:rFonts w:ascii="Microsoft YaHei" w:cs="Microsoft YaHei" w:eastAsia="Microsoft YaHei" w:hAnsi="Microsoft YaHei"/>
           <w:i/>
           <w:iCs/>
-          <w:color w:val="7F7F7F"/>
+          <w:color w:val="000000"/>
           <w:sz w:val="19"/>
           <w:szCs w:val="19"/>
         </w:rPr>
-        <w:t xml:space="preserve">【填写说明】引用 04-测试报告 的执行摘要：用例总数、通过/失败、缺陷数、回归轮次。</w:t>
+        <w:t/>
       </w:r>
     </w:p>
     <w:tbl>
@@ -6303,8 +6327,9 @@
                 <w:rFonts w:ascii="Microsoft YaHei" w:cs="Microsoft YaHei" w:eastAsia="Microsoft YaHei" w:hAnsi="Microsoft YaHei"/>
                 <w:sz w:val="19"/>
                 <w:szCs w:val="19"/>
-              </w:rPr>
-              <w:t xml:space="preserve"/>
+                <w:color w:val="000000"/>
+              </w:rPr>
+              <w:t>6</w:t>
             </w:r>
           </w:p>
         </w:tc>
@@ -6359,8 +6384,9 @@
                 <w:rFonts w:ascii="Microsoft YaHei" w:cs="Microsoft YaHei" w:eastAsia="Microsoft YaHei" w:hAnsi="Microsoft YaHei"/>
                 <w:sz w:val="19"/>
                 <w:szCs w:val="19"/>
-              </w:rPr>
-              <w:t xml:space="preserve"/>
+                <w:color w:val="000000"/>
+              </w:rPr>
+              <w:t>6 / 0 / 0</w:t>
             </w:r>
           </w:p>
         </w:tc>
@@ -6415,8 +6441,9 @@
                 <w:rFonts w:ascii="Microsoft YaHei" w:cs="Microsoft YaHei" w:eastAsia="Microsoft YaHei" w:hAnsi="Microsoft YaHei"/>
                 <w:sz w:val="19"/>
                 <w:szCs w:val="19"/>
-              </w:rPr>
-              <w:t xml:space="preserve"/>
+                <w:color w:val="000000"/>
+              </w:rPr>
+              <w:t>0个已复现按键缺陷 / 无需修复</w:t>
             </w:r>
           </w:p>
         </w:tc>
@@ -6471,8 +6498,9 @@
                 <w:rFonts w:ascii="Microsoft YaHei" w:cs="Microsoft YaHei" w:eastAsia="Microsoft YaHei" w:hAnsi="Microsoft YaHei"/>
                 <w:sz w:val="19"/>
                 <w:szCs w:val="19"/>
-              </w:rPr>
-              <w:t xml:space="preserve"/>
+                <w:color w:val="000000"/>
+              </w:rPr>
+              <w:t>0（4轮为不同验证轮次，不是失败后的重测）</w:t>
             </w:r>
           </w:p>
         </w:tc>
@@ -6482,6 +6510,12 @@
       <w:pPr>
         <w:spacing w:after="80" w:before="0"/>
       </w:pPr>
+      <w:r>
+        <w:rPr>
+          <w:color w:val="000000"/>
+        </w:rPr>
+        <w:t>T1共6个用例，6项通过、0项失败、0项未执行。物理操作分4轮：10次、20次短按加1次按住、追加30次，以及180.062秒等待后的10次，共71次实际按下。没有复现重复或漏响应，无按键故障修复及重测轮次；3分钟运行属于补充验证，不是老师原文固定时长要求。</w:t>
+      </w:r>
     </w:p>
     <w:p>
       <w:pPr>
@@ -6503,11 +6537,11 @@
           <w:rFonts w:ascii="Microsoft YaHei" w:cs="Microsoft YaHei" w:eastAsia="Microsoft YaHei" w:hAnsi="Microsoft YaHei"/>
           <w:i/>
           <w:iCs/>
-          <w:color w:val="7F7F7F"/>
+          <w:color w:val="000000"/>
           <w:sz w:val="19"/>
           <w:szCs w:val="19"/>
         </w:rPr>
-        <w:t xml:space="preserve">【填写说明】manifest.yaml 中 physical_verification 的汇总。证据文件必须真实存在于 evidence/；没条件做的验证如实列出。</w:t>
+        <w:t/>
       </w:r>
     </w:p>
     <w:tbl>
@@ -6722,8 +6756,9 @@
                 <w:rFonts w:ascii="Microsoft YaHei" w:cs="Microsoft YaHei" w:eastAsia="Microsoft YaHei" w:hAnsi="Microsoft YaHei"/>
                 <w:sz w:val="19"/>
                 <w:szCs w:val="19"/>
-              </w:rPr>
-              <w:t xml:space="preserve"/>
+                <w:color w:val="000000"/>
+              </w:rPr>
+              <w:t>T0启动和RGB</w:t>
             </w:r>
           </w:p>
         </w:tc>
@@ -6749,8 +6784,9 @@
                 <w:rFonts w:ascii="Microsoft YaHei" w:cs="Microsoft YaHei" w:eastAsia="Microsoft YaHei" w:hAnsi="Microsoft YaHei"/>
                 <w:sz w:val="19"/>
                 <w:szCs w:val="19"/>
-              </w:rPr>
-              <w:t xml:space="preserve"/>
+                <w:color w:val="000000"/>
+              </w:rPr>
+              <w:t>2026-10-10</w:t>
             </w:r>
           </w:p>
         </w:tc>
@@ -6776,8 +6812,9 @@
                 <w:rFonts w:ascii="Microsoft YaHei" w:cs="Microsoft YaHei" w:eastAsia="Microsoft YaHei" w:hAnsi="Microsoft YaHei"/>
                 <w:sz w:val="19"/>
                 <w:szCs w:val="19"/>
-              </w:rPr>
-              <w:t xml:space="preserve"/>
+                <w:color w:val="000000"/>
+              </w:rPr>
+              <w:t>通过</w:t>
             </w:r>
           </w:p>
         </w:tc>
@@ -6803,8 +6840,9 @@
                 <w:rFonts w:ascii="Microsoft YaHei" w:cs="Microsoft YaHei" w:eastAsia="Microsoft YaHei" w:hAnsi="Microsoft YaHei"/>
                 <w:sz w:val="19"/>
                 <w:szCs w:val="19"/>
-              </w:rPr>
-              <w:t xml:space="preserve"/>
+                <w:color w:val="000000"/>
+              </w:rPr>
+              <w:t>evidence/T0/README.md</w:t>
             </w:r>
           </w:p>
         </w:tc>
@@ -6830,8 +6868,9 @@
                 <w:rFonts w:ascii="Microsoft YaHei" w:cs="Microsoft YaHei" w:eastAsia="Microsoft YaHei" w:hAnsi="Microsoft YaHei"/>
                 <w:sz w:val="19"/>
                 <w:szCs w:val="19"/>
-              </w:rPr>
-              <w:t xml:space="preserve"/>
+                <w:color w:val="000000"/>
+              </w:rPr>
+              <w:t>已核对截图、日志及实际灯光</w:t>
             </w:r>
           </w:p>
         </w:tc>
@@ -6859,8 +6898,9 @@
                 <w:rFonts w:ascii="Microsoft YaHei" w:cs="Microsoft YaHei" w:eastAsia="Microsoft YaHei" w:hAnsi="Microsoft YaHei"/>
                 <w:sz w:val="19"/>
                 <w:szCs w:val="19"/>
-              </w:rPr>
-              <w:t xml:space="preserve"/>
+                <w:color w:val="000000"/>
+              </w:rPr>
+              <w:t>T1启动和10次</w:t>
             </w:r>
           </w:p>
         </w:tc>
@@ -6886,8 +6926,9 @@
                 <w:rFonts w:ascii="Microsoft YaHei" w:cs="Microsoft YaHei" w:eastAsia="Microsoft YaHei" w:hAnsi="Microsoft YaHei"/>
                 <w:sz w:val="19"/>
                 <w:szCs w:val="19"/>
-              </w:rPr>
-              <w:t xml:space="preserve"/>
+                <w:color w:val="000000"/>
+              </w:rPr>
+              <w:t>2026-10-10</w:t>
             </w:r>
           </w:p>
         </w:tc>
@@ -6913,8 +6954,9 @@
                 <w:rFonts w:ascii="Microsoft YaHei" w:cs="Microsoft YaHei" w:eastAsia="Microsoft YaHei" w:hAnsi="Microsoft YaHei"/>
                 <w:sz w:val="19"/>
                 <w:szCs w:val="19"/>
-              </w:rPr>
-              <w:t xml:space="preserve"/>
+                <w:color w:val="000000"/>
+              </w:rPr>
+              <w:t>通过</w:t>
             </w:r>
           </w:p>
         </w:tc>
@@ -6940,8 +6982,9 @@
                 <w:rFonts w:ascii="Microsoft YaHei" w:cs="Microsoft YaHei" w:eastAsia="Microsoft YaHei" w:hAnsi="Microsoft YaHei"/>
                 <w:sz w:val="19"/>
                 <w:szCs w:val="19"/>
-              </w:rPr>
-              <w:t xml:space="preserve"/>
+                <w:color w:val="000000"/>
+              </w:rPr>
+              <w:t>evidence/T1/key_log_20261010_141739.txt</w:t>
             </w:r>
           </w:p>
         </w:tc>
@@ -6967,8 +7010,9 @@
                 <w:rFonts w:ascii="Microsoft YaHei" w:cs="Microsoft YaHei" w:eastAsia="Microsoft YaHei" w:hAnsi="Microsoft YaHei"/>
                 <w:sz w:val="19"/>
                 <w:szCs w:val="19"/>
-              </w:rPr>
-              <w:t xml:space="preserve"/>
+                <w:color w:val="000000"/>
+              </w:rPr>
+              <w:t>已核对</w:t>
             </w:r>
           </w:p>
         </w:tc>
@@ -6996,8 +7040,9 @@
                 <w:rFonts w:ascii="Microsoft YaHei" w:cs="Microsoft YaHei" w:eastAsia="Microsoft YaHei" w:hAnsi="Microsoft YaHei"/>
                 <w:sz w:val="19"/>
                 <w:szCs w:val="19"/>
-              </w:rPr>
-              <w:t xml:space="preserve"/>
+                <w:color w:val="000000"/>
+              </w:rPr>
+              <w:t>20次加按住及追加30次</w:t>
             </w:r>
           </w:p>
         </w:tc>
@@ -7023,8 +7068,9 @@
                 <w:rFonts w:ascii="Microsoft YaHei" w:cs="Microsoft YaHei" w:eastAsia="Microsoft YaHei" w:hAnsi="Microsoft YaHei"/>
                 <w:sz w:val="19"/>
                 <w:szCs w:val="19"/>
-              </w:rPr>
-              <w:t xml:space="preserve"/>
+                <w:color w:val="000000"/>
+              </w:rPr>
+              <w:t>2026-10-10</w:t>
             </w:r>
           </w:p>
         </w:tc>
@@ -7050,8 +7096,9 @@
                 <w:rFonts w:ascii="Microsoft YaHei" w:cs="Microsoft YaHei" w:eastAsia="Microsoft YaHei" w:hAnsi="Microsoft YaHei"/>
                 <w:sz w:val="19"/>
                 <w:szCs w:val="19"/>
-              </w:rPr>
-              <w:t xml:space="preserve"/>
+                <w:color w:val="000000"/>
+              </w:rPr>
+              <w:t>通过</w:t>
             </w:r>
           </w:p>
         </w:tc>
@@ -7077,8 +7124,9 @@
                 <w:rFonts w:ascii="Microsoft YaHei" w:cs="Microsoft YaHei" w:eastAsia="Microsoft YaHei" w:hAnsi="Microsoft YaHei"/>
                 <w:sz w:val="19"/>
                 <w:szCs w:val="19"/>
-              </w:rPr>
-              <w:t xml:space="preserve"/>
+                <w:color w:val="000000"/>
+              </w:rPr>
+              <w:t>evidence/T1/README.md</w:t>
             </w:r>
           </w:p>
         </w:tc>
@@ -7104,8 +7152,9 @@
                 <w:rFonts w:ascii="Microsoft YaHei" w:cs="Microsoft YaHei" w:eastAsia="Microsoft YaHei" w:hAnsi="Microsoft YaHei"/>
                 <w:sz w:val="19"/>
                 <w:szCs w:val="19"/>
-              </w:rPr>
-              <w:t xml:space="preserve"/>
+                <w:color w:val="000000"/>
+              </w:rPr>
+              <w:t>已确认无重复漏响应</w:t>
             </w:r>
           </w:p>
         </w:tc>
@@ -7133,8 +7182,9 @@
                 <w:rFonts w:ascii="Microsoft YaHei" w:cs="Microsoft YaHei" w:eastAsia="Microsoft YaHei" w:hAnsi="Microsoft YaHei"/>
                 <w:sz w:val="19"/>
                 <w:szCs w:val="19"/>
-              </w:rPr>
-              <w:t xml:space="preserve"/>
+                <w:color w:val="000000"/>
+              </w:rPr>
+              <w:t>3分钟运行后10次</w:t>
             </w:r>
           </w:p>
         </w:tc>
@@ -7160,8 +7210,9 @@
                 <w:rFonts w:ascii="Microsoft YaHei" w:cs="Microsoft YaHei" w:eastAsia="Microsoft YaHei" w:hAnsi="Microsoft YaHei"/>
                 <w:sz w:val="19"/>
                 <w:szCs w:val="19"/>
-              </w:rPr>
-              <w:t xml:space="preserve"/>
+                <w:color w:val="000000"/>
+              </w:rPr>
+              <w:t>2026-10-10</w:t>
             </w:r>
           </w:p>
         </w:tc>
@@ -7187,8 +7238,9 @@
                 <w:rFonts w:ascii="Microsoft YaHei" w:cs="Microsoft YaHei" w:eastAsia="Microsoft YaHei" w:hAnsi="Microsoft YaHei"/>
                 <w:sz w:val="19"/>
                 <w:szCs w:val="19"/>
-              </w:rPr>
-              <w:t xml:space="preserve"/>
+                <w:color w:val="000000"/>
+              </w:rPr>
+              <w:t>通过</w:t>
             </w:r>
           </w:p>
         </w:tc>
@@ -7214,8 +7266,9 @@
                 <w:rFonts w:ascii="Microsoft YaHei" w:cs="Microsoft YaHei" w:eastAsia="Microsoft YaHei" w:hAnsi="Microsoft YaHei"/>
                 <w:sz w:val="19"/>
                 <w:szCs w:val="19"/>
-              </w:rPr>
-              <w:t xml:space="preserve"/>
+                <w:color w:val="000000"/>
+              </w:rPr>
+              <w:t>evidence/T1/stability_log_20261010_143611_timing.jsonl</w:t>
             </w:r>
           </w:p>
         </w:tc>
@@ -7241,8 +7294,9 @@
                 <w:rFonts w:ascii="Microsoft YaHei" w:cs="Microsoft YaHei" w:eastAsia="Microsoft YaHei" w:hAnsi="Microsoft YaHei"/>
                 <w:sz w:val="19"/>
                 <w:szCs w:val="19"/>
-              </w:rPr>
-              <w:t xml:space="preserve"/>
+                <w:color w:val="000000"/>
+              </w:rPr>
+              <w:t>已确认完全正常</w:t>
             </w:r>
           </w:p>
         </w:tc>
@@ -7252,6 +7306,12 @@
       <w:pPr>
         <w:spacing w:after="80" w:before="0"/>
       </w:pPr>
+      <w:r>
+        <w:rPr>
+          <w:color w:val="000000"/>
+        </w:rPr>
+        <w:t>我核对了灯光与日志，确认各轮操作正常。Codex核对原始日志和计时记录，未解码视频，灯光结论来自我的观察确认。视频在证据目录内单独保存，交付时需与Git材料一起另附。</w:t>
+      </w:r>
     </w:p>
     <w:p>
       <w:pPr>
@@ -7298,11 +7358,11 @@
           <w:rFonts w:ascii="Microsoft YaHei" w:cs="Microsoft YaHei" w:eastAsia="Microsoft YaHei" w:hAnsi="Microsoft YaHei"/>
           <w:i/>
           <w:iCs/>
-          <w:color w:val="7F7F7F"/>
+          <w:color w:val="000000"/>
           <w:sz w:val="19"/>
           <w:szCs w:val="19"/>
         </w:rPr>
-        <w:t xml:space="preserve">【填写说明】本章是评审重点：评审关注你是否真正把关，而不是用了多少 AI。请如实填写，数据来源为开发日志“AI协作记录”、提交信息的“AI协作:”项、06 台账的“AI 相关风险记录”和 logs/ 会话记录。</w:t>
+        <w:t/>
       </w:r>
     </w:p>
     <w:p>
@@ -7494,8 +7554,9 @@
                 <w:rFonts w:ascii="Microsoft YaHei" w:cs="Microsoft YaHei" w:eastAsia="Microsoft YaHei" w:hAnsi="Microsoft YaHei"/>
                 <w:sz w:val="19"/>
                 <w:szCs w:val="19"/>
-              </w:rPr>
-              <w:t xml:space="preserve"/>
+                <w:color w:val="000000"/>
+              </w:rPr>
+              <w:t>Codex</w:t>
             </w:r>
           </w:p>
         </w:tc>
@@ -7521,8 +7582,9 @@
                 <w:rFonts w:ascii="Microsoft YaHei" w:cs="Microsoft YaHei" w:eastAsia="Microsoft YaHei" w:hAnsi="Microsoft YaHei"/>
                 <w:sz w:val="19"/>
                 <w:szCs w:val="19"/>
-              </w:rPr>
-              <w:t xml:space="preserve"/>
+                <w:color w:val="000000"/>
+              </w:rPr>
+              <w:t>gpt-5.6-sol / gpt-6.1-sol</w:t>
             </w:r>
           </w:p>
         </w:tc>
@@ -7548,8 +7610,9 @@
                 <w:rFonts w:ascii="Microsoft YaHei" w:cs="Microsoft YaHei" w:eastAsia="Microsoft YaHei" w:hAnsi="Microsoft YaHei"/>
                 <w:sz w:val="19"/>
                 <w:szCs w:val="19"/>
-              </w:rPr>
-              <w:t xml:space="preserve"/>
+                <w:color w:val="000000"/>
+              </w:rPr>
+              <w:t>SDK核对、代码、编译与记录</w:t>
             </w:r>
           </w:p>
         </w:tc>
@@ -7575,8 +7638,9 @@
                 <w:rFonts w:ascii="Microsoft YaHei" w:cs="Microsoft YaHei" w:eastAsia="Microsoft YaHei" w:hAnsi="Microsoft YaHei"/>
                 <w:sz w:val="19"/>
                 <w:szCs w:val="19"/>
-              </w:rPr>
-              <w:t xml:space="preserve"/>
+                <w:color w:val="000000"/>
+              </w:rPr>
+              <w:t>T0/T1</w:t>
             </w:r>
           </w:p>
         </w:tc>
@@ -7604,8 +7668,9 @@
                 <w:rFonts w:ascii="Microsoft YaHei" w:cs="Microsoft YaHei" w:eastAsia="Microsoft YaHei" w:hAnsi="Microsoft YaHei"/>
                 <w:sz w:val="19"/>
                 <w:szCs w:val="19"/>
-              </w:rPr>
-              <w:t xml:space="preserve"/>
+                <w:color w:val="000000"/>
+              </w:rPr>
+              <w:t>SiFli SDK</w:t>
             </w:r>
           </w:p>
         </w:tc>
@@ -7631,8 +7696,9 @@
                 <w:rFonts w:ascii="Microsoft YaHei" w:cs="Microsoft YaHei" w:eastAsia="Microsoft YaHei" w:hAnsi="Microsoft YaHei"/>
                 <w:sz w:val="19"/>
                 <w:szCs w:val="19"/>
-              </w:rPr>
-              <w:t xml:space="preserve"/>
+                <w:color w:val="000000"/>
+              </w:rPr>
+              <w:t>v2.5.1；ARM GCC 14.2.1</w:t>
             </w:r>
           </w:p>
         </w:tc>
@@ -7658,8 +7724,9 @@
                 <w:rFonts w:ascii="Microsoft YaHei" w:cs="Microsoft YaHei" w:eastAsia="Microsoft YaHei" w:hAnsi="Microsoft YaHei"/>
                 <w:sz w:val="19"/>
                 <w:szCs w:val="19"/>
-              </w:rPr>
-              <w:t xml:space="preserve"/>
+                <w:color w:val="000000"/>
+              </w:rPr>
+              <w:t>构建与板端驱动</w:t>
             </w:r>
           </w:p>
         </w:tc>
@@ -7685,8 +7752,9 @@
                 <w:rFonts w:ascii="Microsoft YaHei" w:cs="Microsoft YaHei" w:eastAsia="Microsoft YaHei" w:hAnsi="Microsoft YaHei"/>
                 <w:sz w:val="19"/>
                 <w:szCs w:val="19"/>
-              </w:rPr>
-              <w:t xml:space="preserve"/>
+                <w:color w:val="000000"/>
+              </w:rPr>
+              <w:t>实现和验证</w:t>
             </w:r>
           </w:p>
         </w:tc>
@@ -7714,8 +7782,9 @@
                 <w:rFonts w:ascii="Microsoft YaHei" w:cs="Microsoft YaHei" w:eastAsia="Microsoft YaHei" w:hAnsi="Microsoft YaHei"/>
                 <w:sz w:val="19"/>
                 <w:szCs w:val="19"/>
-              </w:rPr>
-              <w:t xml:space="preserve"/>
+                <w:color w:val="000000"/>
+              </w:rPr>
+              <w:t>PowerShell / 串口工具</w:t>
             </w:r>
           </w:p>
         </w:tc>
@@ -7741,8 +7810,9 @@
                 <w:rFonts w:ascii="Microsoft YaHei" w:cs="Microsoft YaHei" w:eastAsia="Microsoft YaHei" w:hAnsi="Microsoft YaHei"/>
                 <w:sz w:val="19"/>
                 <w:szCs w:val="19"/>
-              </w:rPr>
-              <w:t xml:space="preserve"/>
+                <w:color w:val="000000"/>
+              </w:rPr>
+              <w:t>PowerShell 5.1；sftool 0.2.5；pyserial</w:t>
             </w:r>
           </w:p>
         </w:tc>
@@ -7768,8 +7838,9 @@
                 <w:rFonts w:ascii="Microsoft YaHei" w:cs="Microsoft YaHei" w:eastAsia="Microsoft YaHei" w:hAnsi="Microsoft YaHei"/>
                 <w:sz w:val="19"/>
                 <w:szCs w:val="19"/>
-              </w:rPr>
-              <w:t xml:space="preserve"/>
+                <w:color w:val="000000"/>
+              </w:rPr>
+              <w:t>烧录与原始日志采集</w:t>
             </w:r>
           </w:p>
         </w:tc>
@@ -7795,8 +7866,9 @@
                 <w:rFonts w:ascii="Microsoft YaHei" w:cs="Microsoft YaHei" w:eastAsia="Microsoft YaHei" w:hAnsi="Microsoft YaHei"/>
                 <w:sz w:val="19"/>
                 <w:szCs w:val="19"/>
-              </w:rPr>
-              <w:t xml:space="preserve"/>
+                <w:color w:val="000000"/>
+              </w:rPr>
+              <w:t>实机测试</w:t>
             </w:r>
           </w:p>
         </w:tc>
@@ -7806,6 +7878,12 @@
       <w:pPr>
         <w:spacing w:after="80" w:before="0"/>
       </w:pPr>
+      <w:r>
+        <w:rPr>
+          <w:color w:val="000000"/>
+        </w:rPr>
+        <w:t>使用Codex协助开发。原始会话元数据记录模型标识为gpt-5.6-sol和gpt-6.1-sol；本次收尾使用gpt-6.1-sol。模型以原始会话记录为依据。</w:t>
+      </w:r>
     </w:p>
     <w:p>
       <w:pPr>
@@ -7827,11 +7905,11 @@
           <w:rFonts w:ascii="Microsoft YaHei" w:cs="Microsoft YaHei" w:eastAsia="Microsoft YaHei" w:hAnsi="Microsoft YaHei"/>
           <w:i/>
           <w:iCs/>
-          <w:color w:val="7F7F7F"/>
+          <w:color w:val="000000"/>
           <w:sz w:val="19"/>
           <w:szCs w:val="19"/>
         </w:rPr>
-        <w:t xml:space="preserve">【填写说明】说明哪些工作由 agent 完成、哪些由你完成，以及你保留的决策与验证职责（关键决策、真机验证、最终提交）。</w:t>
+        <w:t/>
       </w:r>
     </w:p>
     <w:tbl>
@@ -8005,8 +8083,9 @@
                 <w:rFonts w:ascii="Microsoft YaHei" w:cs="Microsoft YaHei" w:eastAsia="Microsoft YaHei" w:hAnsi="Microsoft YaHei"/>
                 <w:sz w:val="19"/>
                 <w:szCs w:val="19"/>
-              </w:rPr>
-              <w:t xml:space="preserve"/>
+                <w:color w:val="000000"/>
+              </w:rPr>
+              <w:t>提供轮询与中断备选，起草设计</w:t>
             </w:r>
           </w:p>
         </w:tc>
@@ -8032,8 +8111,9 @@
                 <w:rFonts w:ascii="Microsoft YaHei" w:cs="Microsoft YaHei" w:eastAsia="Microsoft YaHei" w:hAnsi="Microsoft YaHei"/>
                 <w:sz w:val="19"/>
                 <w:szCs w:val="19"/>
-              </w:rPr>
-              <w:t xml:space="preserve"/>
+                <w:color w:val="000000"/>
+              </w:rPr>
+              <w:t>我选择5ms轮询并确认计划</w:t>
             </w:r>
           </w:p>
         </w:tc>
@@ -8088,8 +8168,9 @@
                 <w:rFonts w:ascii="Microsoft YaHei" w:cs="Microsoft YaHei" w:eastAsia="Microsoft YaHei" w:hAnsi="Microsoft YaHei"/>
                 <w:sz w:val="19"/>
                 <w:szCs w:val="19"/>
-              </w:rPr>
-              <w:t xml:space="preserve"/>
+                <w:color w:val="000000"/>
+              </w:rPr>
+              <w:t>实现边沿、颜色逻辑与自检，编译</w:t>
             </w:r>
           </w:p>
         </w:tc>
@@ -8115,8 +8196,9 @@
                 <w:rFonts w:ascii="Microsoft YaHei" w:cs="Microsoft YaHei" w:eastAsia="Microsoft YaHei" w:hAnsi="Microsoft YaHei"/>
                 <w:sz w:val="19"/>
                 <w:szCs w:val="19"/>
-              </w:rPr>
-              <w:t xml:space="preserve"/>
+                <w:color w:val="000000"/>
+              </w:rPr>
+              <w:t>我运行烧录和采集并检查实际表现</w:t>
             </w:r>
           </w:p>
         </w:tc>
@@ -8171,8 +8253,9 @@
                 <w:rFonts w:ascii="Microsoft YaHei" w:cs="Microsoft YaHei" w:eastAsia="Microsoft YaHei" w:hAnsi="Microsoft YaHei"/>
                 <w:sz w:val="19"/>
                 <w:szCs w:val="19"/>
-              </w:rPr>
-              <w:t xml:space="preserve"/>
+                <w:color w:val="000000"/>
+              </w:rPr>
+              <w:t>整理证据与数字，填入模板</w:t>
             </w:r>
           </w:p>
         </w:tc>
@@ -8198,8 +8281,9 @@
                 <w:rFonts w:ascii="Microsoft YaHei" w:cs="Microsoft YaHei" w:eastAsia="Microsoft YaHei" w:hAnsi="Microsoft YaHei"/>
                 <w:sz w:val="19"/>
                 <w:szCs w:val="19"/>
-              </w:rPr>
-              <w:t xml:space="preserve"/>
+                <w:color w:val="000000"/>
+              </w:rPr>
+              <w:t>我审阅、直接修改文字并核对老师要求</w:t>
             </w:r>
           </w:p>
         </w:tc>
@@ -8254,8 +8338,9 @@
                 <w:rFonts w:ascii="Microsoft YaHei" w:cs="Microsoft YaHei" w:eastAsia="Microsoft YaHei" w:hAnsi="Microsoft YaHei"/>
                 <w:sz w:val="19"/>
                 <w:szCs w:val="19"/>
-              </w:rPr>
-              <w:t xml:space="preserve">（不可代做）</w:t>
+                <w:color w:val="000000"/>
+              </w:rPr>
+              <w:t>不可代替人工</w:t>
             </w:r>
           </w:p>
         </w:tc>
@@ -8281,8 +8366,9 @@
                 <w:rFonts w:ascii="Microsoft YaHei" w:cs="Microsoft YaHei" w:eastAsia="Microsoft YaHei" w:hAnsi="Microsoft YaHei"/>
                 <w:sz w:val="19"/>
                 <w:szCs w:val="19"/>
-              </w:rPr>
-              <w:t xml:space="preserve"/>
+                <w:color w:val="000000"/>
+              </w:rPr>
+              <w:t>我按键、观察灯光、拍视频并确认结果</w:t>
             </w:r>
           </w:p>
         </w:tc>
@@ -8292,6 +8378,12 @@
       <w:pPr>
         <w:spacing w:after="80" w:before="0"/>
       </w:pPr>
+      <w:r>
+        <w:rPr>
+          <w:color w:val="000000"/>
+        </w:rPr>
+        <w:t>我连接了开发板，确认这次使用的是另一块同型号的板，并在电脑上运行烧录和串口采集脚本。T0阶段，我观察了RGB红绿蓝循环，拍摄视频并补齐启动日志。T1阶段，我选择了5毫秒轮询方案，确认实现计划，完成10次、20次加一次按住、追加30次按键测试，以及3分钟运行后的10次测试，核对实际按键次数、灯光和串口计数是否一致。我还向AI反馈了脚本报错，审阅并修改开发记录，并提出核对测试是否属于老师要求。</w:t>
+      </w:r>
     </w:p>
     <w:p>
       <w:pPr>
@@ -8313,11 +8405,11 @@
           <w:rFonts w:ascii="Microsoft YaHei" w:cs="Microsoft YaHei" w:eastAsia="Microsoft YaHei" w:hAnsi="Microsoft YaHei"/>
           <w:i/>
           <w:iCs/>
-          <w:color w:val="7F7F7F"/>
+          <w:color w:val="000000"/>
           <w:sz w:val="19"/>
           <w:szCs w:val="19"/>
         </w:rPr>
-        <w:t xml:space="preserve">【填写说明】统计口径：提交信息中 `AI协作: 是` 的提交占比，可用 `git log --grep="AI协作: 是" --oneline | wc -l`；采纳/修正/否决次数来自开发日志。</w:t>
+        <w:t/>
       </w:r>
     </w:p>
     <w:tbl>
@@ -8491,8 +8583,9 @@
                 <w:rFonts w:ascii="Microsoft YaHei" w:cs="Microsoft YaHei" w:eastAsia="Microsoft YaHei" w:hAnsi="Microsoft YaHei"/>
                 <w:sz w:val="19"/>
                 <w:szCs w:val="19"/>
-              </w:rPr>
-              <w:t xml:space="preserve"/>
+                <w:color w:val="000000"/>
+              </w:rPr>
+              <w:t>以交付时git历史为准</w:t>
             </w:r>
           </w:p>
         </w:tc>
@@ -8518,8 +8611,9 @@
                 <w:rFonts w:ascii="Microsoft YaHei" w:cs="Microsoft YaHei" w:eastAsia="Microsoft YaHei" w:hAnsi="Microsoft YaHei"/>
                 <w:sz w:val="19"/>
                 <w:szCs w:val="19"/>
-              </w:rPr>
-              <w:t xml:space="preserve"/>
+                <w:color w:val="000000"/>
+              </w:rPr>
+              <w:t>完整提交与协作信息见git历史、开发日志及原始会话；不凭印象统计采纳次数或节省时长</w:t>
             </w:r>
           </w:p>
         </w:tc>
@@ -8574,8 +8668,9 @@
                 <w:rFonts w:ascii="Microsoft YaHei" w:cs="Microsoft YaHei" w:eastAsia="Microsoft YaHei" w:hAnsi="Microsoft YaHei"/>
                 <w:sz w:val="19"/>
                 <w:szCs w:val="19"/>
-              </w:rPr>
-              <w:t xml:space="preserve"/>
+                <w:color w:val="000000"/>
+              </w:rPr>
+              <w:t>不作估算</w:t>
             </w:r>
           </w:p>
         </w:tc>
@@ -8601,8 +8696,9 @@
                 <w:rFonts w:ascii="Microsoft YaHei" w:cs="Microsoft YaHei" w:eastAsia="Microsoft YaHei" w:hAnsi="Microsoft YaHei"/>
                 <w:sz w:val="19"/>
                 <w:szCs w:val="19"/>
-              </w:rPr>
-              <w:t xml:space="preserve"/>
+                <w:color w:val="000000"/>
+              </w:rPr>
+              <w:t>完整提交与协作信息见git历史、开发日志及原始会话；不凭印象统计采纳次数或节省时长</w:t>
             </w:r>
           </w:p>
         </w:tc>
@@ -8657,8 +8753,9 @@
                 <w:rFonts w:ascii="Microsoft YaHei" w:cs="Microsoft YaHei" w:eastAsia="Microsoft YaHei" w:hAnsi="Microsoft YaHei"/>
                 <w:sz w:val="19"/>
                 <w:szCs w:val="19"/>
-              </w:rPr>
-              <w:t xml:space="preserve"/>
+                <w:color w:val="000000"/>
+              </w:rPr>
+              <w:t>不作估算</w:t>
             </w:r>
           </w:p>
         </w:tc>
@@ -8684,8 +8781,9 @@
                 <w:rFonts w:ascii="Microsoft YaHei" w:cs="Microsoft YaHei" w:eastAsia="Microsoft YaHei" w:hAnsi="Microsoft YaHei"/>
                 <w:sz w:val="19"/>
                 <w:szCs w:val="19"/>
-              </w:rPr>
-              <w:t xml:space="preserve"/>
+                <w:color w:val="000000"/>
+              </w:rPr>
+              <w:t>完整提交与协作信息见git历史、开发日志及原始会话；不凭印象统计采纳次数或节省时长</w:t>
             </w:r>
           </w:p>
         </w:tc>
@@ -8740,8 +8838,9 @@
                 <w:rFonts w:ascii="Microsoft YaHei" w:cs="Microsoft YaHei" w:eastAsia="Microsoft YaHei" w:hAnsi="Microsoft YaHei"/>
                 <w:sz w:val="19"/>
                 <w:szCs w:val="19"/>
-              </w:rPr>
-              <w:t xml:space="preserve"/>
+                <w:color w:val="000000"/>
+              </w:rPr>
+              <w:t>不作估算</w:t>
             </w:r>
           </w:p>
         </w:tc>
@@ -8767,8 +8866,9 @@
                 <w:rFonts w:ascii="Microsoft YaHei" w:cs="Microsoft YaHei" w:eastAsia="Microsoft YaHei" w:hAnsi="Microsoft YaHei"/>
                 <w:sz w:val="19"/>
                 <w:szCs w:val="19"/>
-              </w:rPr>
-              <w:t xml:space="preserve"/>
+                <w:color w:val="000000"/>
+              </w:rPr>
+              <w:t>完整提交与协作信息见git历史、开发日志及原始会话；不凭印象统计采纳次数或节省时长</w:t>
             </w:r>
           </w:p>
         </w:tc>
@@ -8823,8 +8923,9 @@
                 <w:rFonts w:ascii="Microsoft YaHei" w:cs="Microsoft YaHei" w:eastAsia="Microsoft YaHei" w:hAnsi="Microsoft YaHei"/>
                 <w:sz w:val="19"/>
                 <w:szCs w:val="19"/>
-              </w:rPr>
-              <w:t xml:space="preserve"/>
+                <w:color w:val="000000"/>
+              </w:rPr>
+              <w:t>不作估算</w:t>
             </w:r>
           </w:p>
         </w:tc>
@@ -8850,8 +8951,9 @@
                 <w:rFonts w:ascii="Microsoft YaHei" w:cs="Microsoft YaHei" w:eastAsia="Microsoft YaHei" w:hAnsi="Microsoft YaHei"/>
                 <w:sz w:val="19"/>
                 <w:szCs w:val="19"/>
-              </w:rPr>
-              <w:t xml:space="preserve">登记于 06 台账 AI-xx</w:t>
+                <w:color w:val="000000"/>
+              </w:rPr>
+              <w:t>完整提交与协作信息见git历史、开发日志及原始会话；不凭印象统计采纳次数或节省时长</w:t>
             </w:r>
           </w:p>
         </w:tc>
@@ -8906,8 +9008,9 @@
                 <w:rFonts w:ascii="Microsoft YaHei" w:cs="Microsoft YaHei" w:eastAsia="Microsoft YaHei" w:hAnsi="Microsoft YaHei"/>
                 <w:sz w:val="19"/>
                 <w:szCs w:val="19"/>
-              </w:rPr>
-              <w:t xml:space="preserve"/>
+                <w:color w:val="000000"/>
+              </w:rPr>
+              <w:t>不作估算</w:t>
             </w:r>
           </w:p>
         </w:tc>
@@ -8933,8 +9036,9 @@
                 <w:rFonts w:ascii="Microsoft YaHei" w:cs="Microsoft YaHei" w:eastAsia="Microsoft YaHei" w:hAnsi="Microsoft YaHei"/>
                 <w:sz w:val="19"/>
                 <w:szCs w:val="19"/>
-              </w:rPr>
-              <w:t xml:space="preserve">写出估算依据</w:t>
+                <w:color w:val="000000"/>
+              </w:rPr>
+              <w:t>完整提交与协作信息见git历史、开发日志及原始会话；不凭印象统计采纳次数或节省时长</w:t>
             </w:r>
           </w:p>
         </w:tc>
@@ -8944,6 +9048,12 @@
       <w:pPr>
         <w:spacing w:after="80" w:before="0"/>
       </w:pPr>
+      <w:r>
+        <w:rPr>
+          <w:color w:val="000000"/>
+        </w:rPr>
+        <w:t>AI在查SDK接口、写代码、编译和整理记录方面能提高效率，但不能代替我观察真实硬件，也不能把它提出的建议直接当成老师要求。这次我通过实际操作、截图和日志核对结果，也纠正了记录中的人员信息和要求来源。以后我会更早区分课程要求与补充方案，加强自己对代码和接口的理解，而不只是运行脚本、看是否通过。</w:t>
+      </w:r>
     </w:p>
     <w:p>
       <w:pPr>
@@ -8965,11 +9075,11 @@
           <w:rFonts w:ascii="Microsoft YaHei" w:cs="Microsoft YaHei" w:eastAsia="Microsoft YaHei" w:hAnsi="Microsoft YaHei"/>
           <w:i/>
           <w:iCs/>
-          <w:color w:val="7F7F7F"/>
+          <w:color w:val="000000"/>
           <w:sz w:val="19"/>
           <w:szCs w:val="19"/>
         </w:rPr>
-        <w:t xml:space="preserve">【填写说明】至少 2 个：1 个 agent 出错并被你发现的案例，1 个你的判断优于 agent 建议的案例。写清 现象 → 你如何发现 → 如何纠正 → 对流程的改进。</w:t>
+        <w:t/>
       </w:r>
     </w:p>
     <w:tbl>
@@ -9150,8 +9260,9 @@
                 <w:rFonts w:ascii="Microsoft YaHei" w:cs="Microsoft YaHei" w:eastAsia="Microsoft YaHei" w:hAnsi="Microsoft YaHei"/>
                 <w:sz w:val="19"/>
                 <w:szCs w:val="19"/>
-              </w:rPr>
-              <w:t xml:space="preserve"/>
+                <w:color w:val="000000"/>
+              </w:rPr>
+              <w:t>脚本报错</w:t>
             </w:r>
           </w:p>
         </w:tc>
@@ -9177,8 +9288,9 @@
                 <w:rFonts w:ascii="Microsoft YaHei" w:cs="Microsoft YaHei" w:eastAsia="Microsoft YaHei" w:hAnsi="Microsoft YaHei"/>
                 <w:sz w:val="19"/>
                 <w:szCs w:val="19"/>
-              </w:rPr>
-              <w:t xml:space="preserve"/>
+                <w:color w:val="000000"/>
+              </w:rPr>
+              <w:t>编码问题修正后，串口查询仍因引号报错</w:t>
             </w:r>
           </w:p>
         </w:tc>
@@ -9204,8 +9316,9 @@
                 <w:rFonts w:ascii="Microsoft YaHei" w:cs="Microsoft YaHei" w:eastAsia="Microsoft YaHei" w:hAnsi="Microsoft YaHei"/>
                 <w:sz w:val="19"/>
                 <w:szCs w:val="19"/>
-              </w:rPr>
-              <w:t xml:space="preserve"/>
+                <w:color w:val="000000"/>
+              </w:rPr>
+              <w:t>我执行脚本并反馈两次报错</w:t>
             </w:r>
           </w:p>
         </w:tc>
@@ -9231,11 +9344,15 @@
                 <w:rFonts w:ascii="Microsoft YaHei" w:cs="Microsoft YaHei" w:eastAsia="Microsoft YaHei" w:hAnsi="Microsoft YaHei"/>
                 <w:sz w:val="19"/>
                 <w:szCs w:val="19"/>
-              </w:rPr>
-              <w:t xml:space="preserve"/>
-            </w:r>
-          </w:p>
-        </w:tc>
+                <w:color w:val="000000"/>
+              </w:rPr>
+              <w:t>改用英文提示，修正引号并实际检查串口</w:t>
+            </w:r>
+          </w:p>
+        </w:tc>
+        <w:trPr>
+          <w:cantSplit/>
+        </w:trPr>
       </w:tr>
       <w:tr>
         <w:tc>
@@ -9260,8 +9377,9 @@
                 <w:rFonts w:ascii="Microsoft YaHei" w:cs="Microsoft YaHei" w:eastAsia="Microsoft YaHei" w:hAnsi="Microsoft YaHei"/>
                 <w:sz w:val="19"/>
                 <w:szCs w:val="19"/>
-              </w:rPr>
-              <w:t xml:space="preserve"/>
+                <w:color w:val="000000"/>
+              </w:rPr>
+              <w:t>教师要求来源</w:t>
             </w:r>
           </w:p>
         </w:tc>
@@ -9287,8 +9405,9 @@
                 <w:rFonts w:ascii="Microsoft YaHei" w:cs="Microsoft YaHei" w:eastAsia="Microsoft YaHei" w:hAnsi="Microsoft YaHei"/>
                 <w:sz w:val="19"/>
                 <w:szCs w:val="19"/>
-              </w:rPr>
-              <w:t xml:space="preserve"/>
+                <w:color w:val="000000"/>
+              </w:rPr>
+              <w:t>补充时长与教师原文未区分清楚</w:t>
             </w:r>
           </w:p>
         </w:tc>
@@ -9314,8 +9433,9 @@
                 <w:rFonts w:ascii="Microsoft YaHei" w:cs="Microsoft YaHei" w:eastAsia="Microsoft YaHei" w:hAnsi="Microsoft YaHei"/>
                 <w:sz w:val="19"/>
                 <w:szCs w:val="19"/>
-              </w:rPr>
-              <w:t xml:space="preserve"/>
+                <w:color w:val="000000"/>
+              </w:rPr>
+              <w:t>我提出核对测试是否来自老师文档</w:t>
             </w:r>
           </w:p>
         </w:tc>
@@ -9341,17 +9461,27 @@
                 <w:rFonts w:ascii="Microsoft YaHei" w:cs="Microsoft YaHei" w:eastAsia="Microsoft YaHei" w:hAnsi="Microsoft YaHei"/>
                 <w:sz w:val="19"/>
                 <w:szCs w:val="19"/>
-              </w:rPr>
-              <w:t xml:space="preserve"/>
-            </w:r>
-          </w:p>
-        </w:tc>
+                <w:color w:val="000000"/>
+              </w:rPr>
+              <w:t>复查训练原文，明确追加30次必做，3分钟等为补充</w:t>
+            </w:r>
+          </w:p>
+        </w:tc>
+        <w:trPr>
+          <w:cantSplit/>
+        </w:trPr>
       </w:tr>
     </w:tbl>
     <w:p>
       <w:pPr>
         <w:spacing w:after="80" w:before="0"/>
       </w:pPr>
+      <w:r>
+        <w:rPr>
+          <w:color w:val="000000"/>
+        </w:rPr>
+        <w:t>主要问题出在烧录前的脚本执行。第一次运行时出现中文乱码和语法错误，检查后发现与PowerShell 5.1读取脚本的编码有关，改为英文提示后解决。随后查询串口又出现Python语法错误，调整引号写法并实际检查后，成功识别开发板串口，完成烧录。</w:t>
+      </w:r>
     </w:p>
     <w:p>
       <w:pPr>
@@ -11600,11 +11730,11 @@
       <w:r>
         <w:rPr>
           <w:rFonts w:ascii="Microsoft YaHei" w:cs="Microsoft YaHei" w:eastAsia="Microsoft YaHei" w:hAnsi="Microsoft YaHei"/>
-          <w:color w:val="BF8F00"/>
+          <w:color w:val="000000"/>
           <w:sz w:val="21"/>
           <w:szCs w:val="21"/>
         </w:rPr>
-        <w:t xml:space="preserve">&lt;请填写&gt;</w:t>
+        <w:t>我选择轮询，是因为这个功能比较简单，5毫秒读取一次的逻辑直观，也容易结合串口日志调试。本次测试表现正常，但第一版没有消抖，有限次数的测试通过并不意味着以后一定不会重复触发。后续可以先更新设计，再加入消抖，并检查响应速度和按键次数。</w:t>
       </w:r>
     </w:p>
     <w:p>
@@ -13334,7 +13464,7 @@
         <w:sz w:val="17"/>
         <w:szCs w:val="17"/>
       </w:rPr>
-      <w:t xml:space="preserve">研制总结报告 · &lt;项目名称&gt;</w:t>
+      <w:t xml:space="preserve">研制总结报告 · 黄山派T1按键切换RGB</w:t>
     </w:r>
   </w:p>
 </w:hdr>

--- a/docs/05-研制总结.docx
+++ b/docs/05-研制总结.docx
@@ -8387,6 +8387,39 @@
     </w:p>
     <w:p>
       <w:pPr>
+        <w:spacing w:after="80" w:before="0"/>
+      </w:pPr>
+      <w:r>
+        <w:rPr>
+          <w:color w:val="000000"/>
+        </w:rPr>
+        <w:t>T0、T1合计投入约5小时：上次课约4小时，今天截至此前反馈约1小时。两项训练没有分别计时，因此不强行拆分；这个数字也不包含反馈之后未统计的时间。</w:t>
+      </w:r>
+    </w:p>
+    <w:p>
+      <w:pPr>
+        <w:spacing w:after="80" w:before="0"/>
+      </w:pPr>
+      <w:r>
+        <w:rPr>
+          <w:color w:val="000000"/>
+        </w:rPr>
+        <w:t>T0给自己4分（满分5分），是因为我完成了连接、脚本运行、报错反馈、烧录和灯光确认，但对脚本和环境配置的理解还不够独立。</w:t>
+      </w:r>
+    </w:p>
+    <w:p>
+      <w:pPr>
+        <w:spacing w:after="80" w:before="0"/>
+      </w:pPr>
+      <w:r>
+        <w:rPr>
+          <w:color w:val="000000"/>
+        </w:rPr>
+        <w:t>T1给自己4分（满分5分），是因为我选择了轮询方案，完成了按键测试，核对了实物、日志和计数，也审阅修改了记录。不过代码实现仍主要依靠AI协助，我还需要进一步理解按键边沿检测和SDK接口，不能只停留在运行脚本、观察是否通过。</w:t>
+      </w:r>
+    </w:p>
+    <w:p>
+      <w:pPr>
         <w:pStyle w:val="Heading2"/>
       </w:pPr>
       <w:r>
@@ -11735,6 +11768,102 @@
           <w:szCs w:val="21"/>
         </w:rPr>
         <w:t>我选择轮询，是因为这个功能比较简单，5毫秒读取一次的逻辑直观，也容易结合串口日志调试。本次测试表现正常，但第一版没有消抖，有限次数的测试通过并不意味着以后一定不会重复触发。后续可以先更新设计，再加入消抖，并检查响应速度和按键次数。</w:t>
+      </w:r>
+    </w:p>
+    <w:p>
+      <w:pPr>
+        <w:spacing w:after="100" w:before="60" w:line="320"/>
+        <w:keepNext/>
+      </w:pPr>
+      <w:r>
+        <w:rPr>
+          <w:color w:val="000000"/>
+          <w:b/>
+        </w:rPr>
+        <w:t>1. 哪个阶段的哪份文档，让我最早发现了问题？如果跳过它，问题会在什么时候暴露？</w:t>
+      </w:r>
+    </w:p>
+    <w:p>
+      <w:pPr>
+        <w:spacing w:after="100" w:before="60" w:line="320"/>
+      </w:pPr>
+      <w:r>
+        <w:rPr>
+          <w:color w:val="000000"/>
+        </w:rPr>
+        <w:t>测试阶段核对测试计划和训练说明时，我发现有些步骤是补充测试，并不是老师明确要求的内容。我追问后，才把老师要求的10次、20次和追加30次，与补充的按住、保持和3分钟运行检查区分开。如果不核对，可能到填写总结或交作业时，仍把这些补充步骤写成老师的要求。</w:t>
+      </w:r>
+    </w:p>
+    <w:p>
+      <w:pPr>
+        <w:spacing w:after="100" w:before="60" w:line="320"/>
+        <w:keepNext/>
+      </w:pPr>
+      <w:r>
+        <w:rPr>
+          <w:color w:val="000000"/>
+          <w:b/>
+        </w:rPr>
+        <w:t>2. Agent说“已验证”时，我靠什么确认它没有说谎？</w:t>
+      </w:r>
+    </w:p>
+    <w:p>
+      <w:pPr>
+        <w:spacing w:after="100" w:before="60" w:line="320"/>
+      </w:pPr>
+      <w:r>
+        <w:rPr>
+          <w:color w:val="000000"/>
+        </w:rPr>
+        <w:t>我主要看实际运行结果，而不是只看它说“通过”。烧录后，我观察开发板的灯光，自己数按键次数，再对照串口日志里的计数和颜色，确认没有重复或漏响应。我也回传了截图和视频，并要求记录区分编译通过、日志符合预期和我确认的硬件现象。</w:t>
+      </w:r>
+    </w:p>
+    <w:p>
+      <w:pPr>
+        <w:spacing w:after="100" w:before="60" w:line="320"/>
+        <w:keepNext/>
+      </w:pPr>
+      <w:r>
+        <w:rPr>
+          <w:color w:val="000000"/>
+          <w:b/>
+        </w:rPr>
+        <w:t>3. ADR里被放弃的方案，在什么条件下会成为更好的选择？</w:t>
+      </w:r>
+    </w:p>
+    <w:p>
+      <w:pPr>
+        <w:spacing w:after="100" w:before="60" w:line="320"/>
+      </w:pPr>
+      <w:r>
+        <w:rPr>
+          <w:color w:val="000000"/>
+        </w:rPr>
+        <w:t>这次没有选择GPIO中断，是因为功能比较简单，5毫秒轮询更容易理解和调试。如果以后需要捕获更短的按键脉冲，或者设备需要低功耗运行，中断方案会更值得考虑。如果同时增加其他任务，我也会重新评估轮询是否影响响应，而不是一直沿用现在的方案。</w:t>
+      </w:r>
+    </w:p>
+    <w:p>
+      <w:pPr>
+        <w:spacing w:after="100" w:before="60" w:line="320"/>
+        <w:keepNext/>
+      </w:pPr>
+      <w:r>
+        <w:rPr>
+          <w:color w:val="000000"/>
+          <w:b/>
+        </w:rPr>
+        <w:t>4. 回到自己的产品，我准备把流程中的哪一步做得更严格？</w:t>
+      </w:r>
+    </w:p>
+    <w:p>
+      <w:pPr>
+        <w:spacing w:after="100" w:before="60" w:line="320"/>
+      </w:pPr>
+      <w:r>
+        <w:rPr>
+          <w:color w:val="000000"/>
+        </w:rPr>
+        <w:t>我准备把实现前的方案确认和实现后的真机验证做得更严格。开始写代码前，先分清课程要求、自己选择的方案和AI提出的建议，并理解关键接口的作用。测试时继续保留原始日志和实际操作记录；即使这次没有出现问题，也要保留未消抖的风险，后续修改前先更新设计和测试计划。</w:t>
       </w:r>
     </w:p>
     <w:p>

--- a/docs/05-研制总结.docx
+++ b/docs/05-研制总结.docx
@@ -225,7 +225,7 @@
                 <w:sz w:val="19"/>
                 <w:szCs w:val="19"/>
               </w:rPr>
-              <w:t>未提供</w:t>
+              <w:t>刘健培</w:t>
             </w:r>
           </w:p>
         </w:tc>

--- a/docs/05-研制总结.docx
+++ b/docs/05-研制总结.docx
@@ -165,7 +165,7 @@
                 <w:sz w:val="19"/>
                 <w:szCs w:val="19"/>
               </w:rPr>
-              <w:t>组号未分配；记录人殷白玉（2024211469）。组长蔡融汉；成员殷白玉、郑瑞杭、吴周锦、赵志浩，分工未定。</w:t>
+              <w:t>08组；记录人殷白玉（2024211469）。组长蔡融汉；成员殷白玉、郑瑞杭、吴周锦、赵志浩，分工未定。</w:t>
             </w:r>
           </w:p>
         </w:tc>
@@ -8618,7 +8618,7 @@
                 <w:szCs w:val="19"/>
                 <w:color w:val="000000"/>
               </w:rPr>
-              <w:t>以交付时git历史为准</w:t>
+              <w:t>32 / 32</w:t>
             </w:r>
           </w:p>
         </w:tc>
@@ -8646,7 +8646,7 @@
                 <w:szCs w:val="19"/>
                 <w:color w:val="000000"/>
               </w:rPr>
-              <w:t>完整提交与协作信息见git历史、开发日志及原始会话；不凭印象统计采纳次数或节省时长</w:t>
+              <w:t>统计截止eb51007（含初始提交及合并）：git历史共32条，32条均标注AI协作是。本次补齐组号与数字的后续提交不计入此统计；最终包保留全部历史。</w:t>
             </w:r>
           </w:p>
         </w:tc>
